--- a/docs/SmartDine_Final_Report.docx
+++ b/docs/SmartDine_Final_Report.docx
@@ -7,13 +7,8 @@
         <w:pStyle w:val="Title"/>
         <w:jc w:val="center"/>
       </w:pPr>
-      <w:proofErr w:type="spellStart"/>
       <w:r>
-        <w:t>SmartDine</w:t>
-      </w:r>
-      <w:proofErr w:type="spellEnd"/>
-      <w:r>
-        <w:t xml:space="preserve"> Intelligent Restaurant Management System</w:t>
+        <w:t>SmartDine Intelligent Restaurant Management System</w:t>
       </w:r>
     </w:p>
     <w:p>
@@ -120,76 +115,8 @@
             <w:vAlign w:val="center"/>
           </w:tcPr>
           <w:p>
-            <w:proofErr w:type="spellStart"/>
             <w:r>
-              <w:t>Keyurg</w:t>
-            </w:r>
-            <w:proofErr w:type="spellEnd"/>
-            <w:r>
-              <w:t xml:space="preserve"> </w:t>
-            </w:r>
-            <w:proofErr w:type="spellStart"/>
-            <w:r>
-              <w:t>Gairapipli</w:t>
-            </w:r>
-            <w:proofErr w:type="spellEnd"/>
-          </w:p>
-        </w:tc>
-        <w:tc>
-          <w:tcPr>
-            <w:tcW w:w="3360" w:type="dxa"/>
-            <w:vAlign w:val="center"/>
-          </w:tcPr>
-          <w:p>
-            <w:r>
-              <w:t>25</w:t>
-            </w:r>
-            <w:r>
-              <w:t>%</w:t>
-            </w:r>
-          </w:p>
-        </w:tc>
-        <w:tc>
-          <w:tcPr>
-            <w:tcW w:w="3360" w:type="dxa"/>
-            <w:vAlign w:val="center"/>
-          </w:tcPr>
-          <w:p>
-            <w:r>
-              <w:t xml:space="preserve">Team Lead / Scrum Master. Developed and maintained the primary repository on </w:t>
-            </w:r>
-            <w:proofErr w:type="spellStart"/>
-            <w:r>
-              <w:t>github</w:t>
-            </w:r>
-            <w:proofErr w:type="spellEnd"/>
-            <w:r>
-              <w:t>, orchestrated branches and pull requests, made merges, prepared deployment configuration, updated readme</w:t>
-            </w:r>
-            <w:r>
-              <w:t xml:space="preserve">, </w:t>
-            </w:r>
-            <w:r>
-              <w:t xml:space="preserve">final integration </w:t>
-            </w:r>
-            <w:r>
-              <w:t>and documentation support.</w:t>
-            </w:r>
-          </w:p>
-        </w:tc>
-      </w:tr>
-      <w:tr>
-        <w:trPr>
-          <w:jc w:val="center"/>
-        </w:trPr>
-        <w:tc>
-          <w:tcPr>
-            <w:tcW w:w="3360" w:type="dxa"/>
-            <w:vAlign w:val="center"/>
-          </w:tcPr>
-          <w:p>
-            <w:r>
-              <w:t>Yogesh</w:t>
+              <w:t>Keyurg Gairapipli</w:t>
             </w:r>
           </w:p>
         </w:tc>
@@ -211,18 +138,10 @@
           </w:tcPr>
           <w:p>
             <w:r>
-              <w:t xml:space="preserve">Front-End Lead. Built React-based front end pages, collaborated on UI fixes, functioning of Chatbot &amp; </w:t>
-            </w:r>
-            <w:proofErr w:type="gramStart"/>
-            <w:r>
-              <w:t>front end</w:t>
-            </w:r>
-            <w:proofErr w:type="gramEnd"/>
-            <w:r>
-              <w:t xml:space="preserve"> integration, helped with fixing bugs and helped with merge updates</w:t>
+              <w:t>Team Lead / Scrum Master. Developed and maintained the primary repository on github, orchestrated branches and pull requests, made merges, prepared deployment configuration, updated readme</w:t>
             </w:r>
             <w:r>
-              <w:t>.</w:t>
+              <w:t>, final integration and documentation support.</w:t>
             </w:r>
           </w:p>
         </w:tc>
@@ -238,7 +157,10 @@
           </w:tcPr>
           <w:p>
             <w:r>
-              <w:t>Prasanna</w:t>
+              <w:t>Yogesh</w:t>
+            </w:r>
+            <w:r>
+              <w:t xml:space="preserve"> Thapa</w:t>
             </w:r>
           </w:p>
         </w:tc>
@@ -260,15 +182,7 @@
           </w:tcPr>
           <w:p>
             <w:r>
-              <w:t xml:space="preserve">Back-End / Chatbot Lead. Developed and tested backend APIs, </w:t>
-            </w:r>
-            <w:proofErr w:type="spellStart"/>
-            <w:r>
-              <w:t>SmartDine</w:t>
-            </w:r>
-            <w:proofErr w:type="spellEnd"/>
-            <w:r>
-              <w:t xml:space="preserve"> Assistant chatbot API, frontend dependency layout and assistance in integration</w:t>
+              <w:t>Front-End Lead. Built React-based front end pages, collaborated on UI fixes, functioning of Chatbot &amp; front end integration, helped with fixing bugs and helped with merge updates</w:t>
             </w:r>
             <w:r>
               <w:t>.</w:t>
@@ -286,11 +200,56 @@
             <w:vAlign w:val="center"/>
           </w:tcPr>
           <w:p>
-            <w:proofErr w:type="spellStart"/>
+            <w:r>
+              <w:t>Prasanna</w:t>
+            </w:r>
+            <w:r>
+              <w:t xml:space="preserve"> Adhikari</w:t>
+            </w:r>
+          </w:p>
+        </w:tc>
+        <w:tc>
+          <w:tcPr>
+            <w:tcW w:w="3360" w:type="dxa"/>
+            <w:vAlign w:val="center"/>
+          </w:tcPr>
+          <w:p>
+            <w:r>
+              <w:t>25%</w:t>
+            </w:r>
+          </w:p>
+        </w:tc>
+        <w:tc>
+          <w:tcPr>
+            <w:tcW w:w="3360" w:type="dxa"/>
+            <w:vAlign w:val="center"/>
+          </w:tcPr>
+          <w:p>
+            <w:r>
+              <w:t>Back-End / Chatbot Lead. Developed and tested backend APIs, SmartDine Assistant chatbot API, frontend dependency layout and assistance in integration</w:t>
+            </w:r>
+            <w:r>
+              <w:t>.</w:t>
+            </w:r>
+          </w:p>
+        </w:tc>
+      </w:tr>
+      <w:tr>
+        <w:trPr>
+          <w:jc w:val="center"/>
+        </w:trPr>
+        <w:tc>
+          <w:tcPr>
+            <w:tcW w:w="3360" w:type="dxa"/>
+            <w:vAlign w:val="center"/>
+          </w:tcPr>
+          <w:p>
             <w:r>
               <w:t>Anip</w:t>
             </w:r>
-            <w:proofErr w:type="spellEnd"/>
+            <w:r>
+              <w:t xml:space="preserve"> Bhandari</w:t>
+            </w:r>
           </w:p>
         </w:tc>
         <w:tc>
@@ -317,15 +276,7 @@
           </w:tcPr>
           <w:p>
             <w:r>
-              <w:t xml:space="preserve">UI / QA Support. Implemented dark theme styling, </w:t>
-            </w:r>
-            <w:proofErr w:type="spellStart"/>
-            <w:r>
-              <w:t>SmartDine</w:t>
-            </w:r>
-            <w:proofErr w:type="spellEnd"/>
-            <w:r>
-              <w:t xml:space="preserve"> logo/favicon, Frontend minor changes, Backend minor changes in validation message, and End of testing support</w:t>
+              <w:t>UI / QA Support. Implemented dark theme styling, SmartDine logo/favicon, Frontend minor changes, Backend minor changes in validation message, and End of testing support</w:t>
             </w:r>
             <w:r>
               <w:t>.</w:t>
@@ -795,21 +746,7 @@
             <w:rStyle w:val="Hyperlink"/>
             <w:noProof/>
           </w:rPr>
-          <w:t>5. System Use</w:t>
-        </w:r>
-        <w:r>
-          <w:rPr>
-            <w:rStyle w:val="Hyperlink"/>
-            <w:noProof/>
-          </w:rPr>
-          <w:t>r</w:t>
-        </w:r>
-        <w:r>
-          <w:rPr>
-            <w:rStyle w:val="Hyperlink"/>
-            <w:noProof/>
-          </w:rPr>
-          <w:t>s</w:t>
+          <w:t>5. System Users</w:t>
         </w:r>
         <w:r>
           <w:rPr>
@@ -2631,13 +2568,8 @@
       <w:pPr>
         <w:spacing w:after="120"/>
       </w:pPr>
-      <w:proofErr w:type="spellStart"/>
       <w:r>
-        <w:t>SmartDine</w:t>
-      </w:r>
-      <w:proofErr w:type="spellEnd"/>
-      <w:r>
-        <w:t xml:space="preserve"> is a complete restaurant management solution to support ICT203 Assessment 3. This is an application that will be useful to a small restaurant that wants a way to handle their menus, customer orders, order status and minimal customer help desk functionality</w:t>
+        <w:t>SmartDine is a complete restaurant management solution to support ICT203 Assessment 3. This is an application that will be useful to a small restaurant that wants a way to handle their menus, customer orders, order status and minimal customer help desk functionality</w:t>
       </w:r>
       <w:r>
         <w:t>.</w:t>
@@ -2648,15 +2580,7 @@
         <w:spacing w:after="120"/>
       </w:pPr>
       <w:r>
-        <w:t xml:space="preserve">This project is built with a React front end, an Express.js back end and a MySQL database. It also has </w:t>
-      </w:r>
-      <w:proofErr w:type="spellStart"/>
-      <w:r>
-        <w:t>SmartDine</w:t>
-      </w:r>
-      <w:proofErr w:type="spellEnd"/>
-      <w:r>
-        <w:t xml:space="preserve"> Assistant, the rule-based chatbot which helps users to find answers to questions regarding menu, ordering method, the flavor and the suggestion of food</w:t>
+        <w:t>This project is built with a React front end, an Express.js back end and a MySQL database. It also has SmartDine Assistant, the rule-based chatbot which helps users to find answers to questions regarding menu, ordering method, the flavor and the suggestion of food</w:t>
       </w:r>
       <w:r>
         <w:t>.</w:t>
@@ -2667,23 +2591,7 @@
         <w:spacing w:after="120"/>
       </w:pPr>
       <w:r>
-        <w:t xml:space="preserve">The project aimed to create not just a visual prototype but to begin designing a product prototype. The expectation was to be able to develop a system that was operative between a front-end application and API routes on the </w:t>
-      </w:r>
-      <w:proofErr w:type="gramStart"/>
-      <w:r>
-        <w:t>back-end</w:t>
-      </w:r>
-      <w:proofErr w:type="gramEnd"/>
-      <w:r>
-        <w:t xml:space="preserve"> of which the </w:t>
-      </w:r>
-      <w:proofErr w:type="gramStart"/>
-      <w:r>
-        <w:t>back-end</w:t>
-      </w:r>
-      <w:proofErr w:type="gramEnd"/>
-      <w:r>
-        <w:t xml:space="preserve"> was to access and modify live records in MySQL</w:t>
+        <w:t>The project aimed to create not just a visual prototype but to begin designing a product prototype. The expectation was to be able to develop a system that was operative between a front-end application and API routes on the back-end of which the back-end was to access and modify live records in MySQL</w:t>
       </w:r>
       <w:r>
         <w:t>.</w:t>
@@ -2704,17 +2612,7 @@
         <w:spacing w:after="120"/>
       </w:pPr>
       <w:r>
-        <w:t xml:space="preserve">A restaurant that has shifted to a paper-based approach encounters problems with keeping track of food and drink availability, as well as order status, </w:t>
-      </w:r>
-      <w:proofErr w:type="spellStart"/>
-      <w:proofErr w:type="gramStart"/>
-      <w:r>
-        <w:t>quickly.If</w:t>
-      </w:r>
-      <w:proofErr w:type="spellEnd"/>
-      <w:proofErr w:type="gramEnd"/>
-      <w:r>
-        <w:t xml:space="preserve"> a restaurant processes menu information and orders by hand, it is easy to lose track of what is available, and what status these are in. Customers may also have to get simple answers to staff questions, which may be directly answerable in the system</w:t>
+        <w:t>A restaurant that has shifted to a paper-based approach encounters problems with keeping track of food and drink availability, as well as order status, quickly.If a restaurant processes menu information and orders by hand, it is easy to lose track of what is available, and what status these are in. Customers may also have to get simple answers to staff questions, which may be directly answerable in the system</w:t>
       </w:r>
       <w:r>
         <w:t>.</w:t>
@@ -2724,13 +2622,8 @@
       <w:pPr>
         <w:spacing w:after="120"/>
       </w:pPr>
-      <w:proofErr w:type="spellStart"/>
       <w:r>
-        <w:t>SmartDine</w:t>
-      </w:r>
-      <w:proofErr w:type="spellEnd"/>
-      <w:r>
-        <w:t xml:space="preserve"> attempts to correct this by offering one shining example: they encourage their users to utilize a clear menu and ordering system. It also provides admins with their separate area to organize menu things and order progress. There's a simple support feature, and users can ask common questions without having to navigate away from the page they're on</w:t>
+        <w:t>SmartDine attempts to correct this by offering one shining example: they encourage their users to utilize a clear menu and ordering system. It also provides admins with their separate area to organize menu things and order progress. There's a simple support feature, and users can ask common questions without having to navigate away from the page they're on</w:t>
       </w:r>
       <w:r>
         <w:t>.</w:t>
@@ -2775,13 +2668,7 @@
         <w:pStyle w:val="ListBullet"/>
       </w:pPr>
       <w:r>
-        <w:t>Load Menu information from a MySQL Data</w:t>
-      </w:r>
-      <w:r>
-        <w:t>b</w:t>
-      </w:r>
-      <w:r>
-        <w:t>ase.</w:t>
+        <w:t>Load Menu information from a MySQL Database.</w:t>
       </w:r>
     </w:p>
     <w:p>
@@ -2789,15 +2676,7 @@
         <w:pStyle w:val="ListBullet"/>
       </w:pPr>
       <w:r>
-        <w:t xml:space="preserve">Allow customers to </w:t>
-      </w:r>
-      <w:proofErr w:type="gramStart"/>
-      <w:r>
-        <w:t>create</w:t>
-      </w:r>
-      <w:proofErr w:type="gramEnd"/>
-      <w:r>
-        <w:t xml:space="preserve"> food orders.</w:t>
+        <w:t>Allow customers to create food orders.</w:t>
       </w:r>
     </w:p>
     <w:p>
@@ -2930,24 +2809,11 @@
           </w:tcPr>
           <w:p>
             <w:r>
-              <w:t xml:space="preserve">Fast building server and </w:t>
-            </w:r>
-            <w:proofErr w:type="gramStart"/>
-            <w:r>
-              <w:t>component based</w:t>
-            </w:r>
-            <w:proofErr w:type="gramEnd"/>
-            <w:r>
-              <w:t xml:space="preserve"> </w:t>
-            </w:r>
-            <w:proofErr w:type="gramStart"/>
-            <w:r>
-              <w:t>interface.</w:t>
+              <w:t>Fast building server and component based interface.</w:t>
             </w:r>
             <w:r>
               <w:t>.</w:t>
             </w:r>
-            <w:proofErr w:type="gramEnd"/>
           </w:p>
         </w:tc>
       </w:tr>
@@ -3032,13 +2898,8 @@
             <w:tcW w:w="3360" w:type="dxa"/>
           </w:tcPr>
           <w:p>
-            <w:proofErr w:type="spellStart"/>
             <w:r>
-              <w:t>bcrypt</w:t>
-            </w:r>
-            <w:proofErr w:type="spellEnd"/>
-            <w:r>
-              <w:t>, sessions, role middleware</w:t>
+              <w:t>bcrypt, sessions, role middleware</w:t>
             </w:r>
           </w:p>
         </w:tc>
@@ -3133,35 +2994,7 @@
         <w:rPr>
           <w:sz w:val="21"/>
         </w:rPr>
-        <w:t xml:space="preserve">The reason for using React with the frontend was for </w:t>
-      </w:r>
-      <w:proofErr w:type="spellStart"/>
-      <w:r>
-        <w:rPr>
-          <w:sz w:val="21"/>
-        </w:rPr>
-        <w:t>SmartDine</w:t>
-      </w:r>
-      <w:proofErr w:type="spellEnd"/>
-      <w:r>
-        <w:rPr>
-          <w:sz w:val="21"/>
-        </w:rPr>
-        <w:t xml:space="preserve"> to create a more dynamic interface instead of just static HTML pages. When users search, filter categories on the menu page or add items to the cart, the page updates as soon as the click. The logged-in user's role also determines the interface, with customers able to place orders, and admins, manage menu items and update their status. React facilitated this state change in a manner that was easier to control: Using reusable elements like the sidebar, menu cards, login forms, order panels, admin dashboard and the chatbot popup. This was used with React, since it provides a rapid local server and rebuilds as components change while testing and correcting </w:t>
-      </w:r>
-      <w:proofErr w:type="spellStart"/>
-      <w:r>
-        <w:rPr>
-          <w:sz w:val="21"/>
-        </w:rPr>
-        <w:t>ui</w:t>
-      </w:r>
-      <w:proofErr w:type="spellEnd"/>
-      <w:r>
-        <w:rPr>
-          <w:sz w:val="21"/>
-        </w:rPr>
-        <w:t xml:space="preserve"> bugs</w:t>
+        <w:t>The reason for using React with the frontend was for SmartDine to create a more dynamic interface instead of just static HTML pages. When users search, filter categories on the menu page or add items to the cart, the page updates as soon as the click. The logged-in user's role also determines the interface, with customers able to place orders, and admins, manage menu items and update their status. React facilitated this state change in a manner that was easier to control: Using reusable elements like the sidebar, menu cards, login forms, order panels, admin dashboard and the chatbot popup. This was used with React, since it provides a rapid local server and rebuilds as components change while testing and correcting ui bugs</w:t>
       </w:r>
       <w:r>
         <w:rPr>
@@ -3196,15 +3029,7 @@
         <w:spacing w:after="120"/>
       </w:pPr>
       <w:r>
-        <w:t xml:space="preserve">Customers </w:t>
-      </w:r>
-      <w:proofErr w:type="gramStart"/>
-      <w:r>
-        <w:t>are able to</w:t>
-      </w:r>
-      <w:proofErr w:type="gramEnd"/>
-      <w:r>
-        <w:t xml:space="preserve"> register and sign in, view the menu, search for food item offerings, filter by food offerings category, add food offerings to food order, and place the food order</w:t>
+        <w:t>Customers are able to register and sign in, view the menu, search for food item offerings, filter by food offerings category, add food offerings to food order, and place the food order</w:t>
       </w:r>
       <w:r>
         <w:t>.</w:t>
@@ -3225,15 +3050,7 @@
         <w:spacing w:after="120"/>
       </w:pPr>
       <w:r>
-        <w:t xml:space="preserve">Admins log in via a different path. They have access to the admin dashboard, </w:t>
-      </w:r>
-      <w:proofErr w:type="gramStart"/>
-      <w:r>
-        <w:t>have the ability to</w:t>
-      </w:r>
-      <w:proofErr w:type="gramEnd"/>
-      <w:r>
-        <w:t xml:space="preserve"> add menu items and update order status. The customer workflow restricts admin from creating Customer orders</w:t>
+        <w:t>Admins log in via a different path. They have access to the admin dashboard, have the ability to add menu items and update order status. The customer workflow restricts admin from creating Customer orders</w:t>
       </w:r>
       <w:r>
         <w:t>.</w:t>
@@ -3285,23 +3102,7 @@
         <w:spacing w:after="120"/>
       </w:pPr>
       <w:r>
-        <w:t xml:space="preserve">Menu gets displayed in the React frontend and it comes from the back-end API. Users can </w:t>
-      </w:r>
-      <w:proofErr w:type="gramStart"/>
-      <w:r>
-        <w:t>search</w:t>
-      </w:r>
-      <w:proofErr w:type="gramEnd"/>
-      <w:r>
-        <w:t xml:space="preserve"> food </w:t>
-      </w:r>
-      <w:proofErr w:type="gramStart"/>
-      <w:r>
-        <w:t>name</w:t>
-      </w:r>
-      <w:proofErr w:type="gramEnd"/>
-      <w:r>
-        <w:t xml:space="preserve"> as well as filtering based on food categories. Every card will display the item name, item description, price, category, and spice level</w:t>
+        <w:t>Menu gets displayed in the React frontend and it comes from the back-end API. Users can search food name as well as filtering based on food categories. Every card will display the item name, item description, price, category, and spice level</w:t>
       </w:r>
       <w:r>
         <w:t>.</w:t>
@@ -3344,15 +3145,7 @@
         <w:spacing w:after="120"/>
       </w:pPr>
       <w:r>
-        <w:t xml:space="preserve">The admin dashboard provides staff with a streamlined management area for restaurants. Admins can add to Menu Items, and update Order progress. The side bar also adapts to the role that is logged in, so </w:t>
-      </w:r>
-      <w:proofErr w:type="gramStart"/>
-      <w:r>
-        <w:t>that,</w:t>
-      </w:r>
-      <w:proofErr w:type="gramEnd"/>
-      <w:r>
-        <w:t xml:space="preserve"> these logical boxes do not appear to the customer when the role is only administrator</w:t>
+        <w:t>The admin dashboard provides staff with a streamlined management area for restaurants. Admins can add to Menu Items, and update Order progress. The side bar also adapts to the role that is logged in, so that, these logical boxes do not appear to the customer when the role is only administrator</w:t>
       </w:r>
       <w:r>
         <w:t>.</w:t>
@@ -3363,13 +3156,8 @@
         <w:pStyle w:val="Heading2"/>
       </w:pPr>
       <w:bookmarkStart w:id="13" w:name="_Toc241928248"/>
-      <w:proofErr w:type="spellStart"/>
       <w:r>
-        <w:t>SmartDine</w:t>
-      </w:r>
-      <w:proofErr w:type="spellEnd"/>
-      <w:r>
-        <w:t xml:space="preserve"> Assistant</w:t>
+        <w:t>SmartDine Assistant</w:t>
       </w:r>
       <w:bookmarkEnd w:id="13"/>
     </w:p>
@@ -3427,21 +3215,8 @@
       <w:pPr>
         <w:pStyle w:val="ListBullet"/>
       </w:pPr>
-      <w:proofErr w:type="spellStart"/>
       <w:r>
-        <w:t>menu_items</w:t>
-      </w:r>
-      <w:proofErr w:type="spellEnd"/>
-      <w:r>
-        <w:t xml:space="preserve"> </w:t>
-      </w:r>
-      <w:proofErr w:type="gramStart"/>
-      <w:r>
-        <w:t>contains</w:t>
-      </w:r>
-      <w:proofErr w:type="gramEnd"/>
-      <w:r>
-        <w:t xml:space="preserve"> individual food items.</w:t>
+        <w:t>menu_items contains individual food items.</w:t>
       </w:r>
     </w:p>
     <w:p>
@@ -3473,15 +3248,7 @@
         <w:pStyle w:val="ListBullet"/>
       </w:pPr>
       <w:r>
-        <w:t>Very important user and admin activities are stored in “</w:t>
-      </w:r>
-      <w:proofErr w:type="spellStart"/>
-      <w:r>
-        <w:t>activity_logs</w:t>
-      </w:r>
-      <w:proofErr w:type="spellEnd"/>
-      <w:r>
-        <w:t>”</w:t>
+        <w:t>Very important user and admin activities are stored in “activity_logs”</w:t>
       </w:r>
       <w:r>
         <w:t>.</w:t>
@@ -3492,21 +3259,8 @@
         <w:spacing w:after="120"/>
       </w:pPr>
       <w:r>
-        <w:t xml:space="preserve">Orders are related to </w:t>
+        <w:t>Orders are related to user by foreign key, order items are related to orders and menu items, and menu items are related to categories. Thus, the data will remain organized and not be stored over and over again</w:t>
       </w:r>
-      <w:proofErr w:type="gramStart"/>
-      <w:r>
-        <w:t>user</w:t>
-      </w:r>
-      <w:proofErr w:type="gramEnd"/>
-      <w:r>
-        <w:t xml:space="preserve"> by foreign key, order items are related to orders and menu items, and menu items are related to categories. Thus, the data will remain organized and not be stored </w:t>
-      </w:r>
-      <w:proofErr w:type="gramStart"/>
-      <w:r>
-        <w:t>over and over again</w:t>
-      </w:r>
-      <w:proofErr w:type="gramEnd"/>
       <w:r>
         <w:t>.</w:t>
       </w:r>
@@ -3526,15 +3280,7 @@
         <w:spacing w:after="120"/>
       </w:pPr>
       <w:r>
-        <w:t xml:space="preserve">In addition to “low-tech” security measures, the project involves </w:t>
-      </w:r>
-      <w:proofErr w:type="gramStart"/>
-      <w:r>
-        <w:t>a number of</w:t>
-      </w:r>
-      <w:proofErr w:type="gramEnd"/>
-      <w:r>
-        <w:t xml:space="preserve"> basic security measures:</w:t>
+        <w:t>In addition to “low-tech” security measures, the project involves a number of basic security measures:</w:t>
       </w:r>
     </w:p>
     <w:p>
@@ -3542,15 +3288,7 @@
         <w:pStyle w:val="ListBullet"/>
       </w:pPr>
       <w:r>
-        <w:t xml:space="preserve">The password is stored in a hashed format, namely using </w:t>
-      </w:r>
-      <w:proofErr w:type="spellStart"/>
-      <w:r>
-        <w:t>bcrypt</w:t>
-      </w:r>
-      <w:proofErr w:type="spellEnd"/>
-      <w:r>
-        <w:t xml:space="preserve"> hashes</w:t>
+        <w:t>The password is stored in a hashed format, namely using bcrypt hashes</w:t>
       </w:r>
       <w:r>
         <w:t>.</w:t>
@@ -3569,15 +3307,7 @@
         <w:pStyle w:val="ListBullet"/>
       </w:pPr>
       <w:r>
-        <w:t xml:space="preserve">Parameterized statements are used in </w:t>
-      </w:r>
-      <w:proofErr w:type="gramStart"/>
-      <w:r>
-        <w:t>the SQL</w:t>
-      </w:r>
-      <w:proofErr w:type="gramEnd"/>
-      <w:r>
-        <w:t xml:space="preserve"> queries.</w:t>
+        <w:t>Parameterized statements are used in the SQL queries.</w:t>
       </w:r>
     </w:p>
     <w:p>
@@ -3607,15 +3337,7 @@
         <w:t xml:space="preserve">These controls are not meant to cover every production security issue, but they address the main risks </w:t>
       </w:r>
       <w:r>
-        <w:t xml:space="preserve">These controls do not meet every production security </w:t>
-      </w:r>
-      <w:proofErr w:type="gramStart"/>
-      <w:r>
-        <w:t>concern, but</w:t>
-      </w:r>
-      <w:proofErr w:type="gramEnd"/>
-      <w:r>
-        <w:t xml:space="preserve"> rather address the primary production security risks likely to be present in this assessment project</w:t>
+        <w:t>These controls do not meet every production security concern, but rather address the primary production security risks likely to be present in this assessment project</w:t>
       </w:r>
       <w:r>
         <w:t>.</w:t>
@@ -3720,15 +3442,7 @@
         <w:pStyle w:val="ListBullet"/>
       </w:pPr>
       <w:r>
-        <w:t xml:space="preserve">Resolved git merge </w:t>
-      </w:r>
-      <w:proofErr w:type="gramStart"/>
-      <w:r>
-        <w:t>conflicts, and</w:t>
-      </w:r>
-      <w:proofErr w:type="gramEnd"/>
-      <w:r>
-        <w:t xml:space="preserve"> verified the frontend build.</w:t>
+        <w:t>Resolved git merge conflicts, and verified the frontend build.</w:t>
       </w:r>
     </w:p>
     <w:p>
@@ -3797,23 +3511,7 @@
         <w:spacing w:after="120"/>
       </w:pPr>
       <w:r>
-        <w:t xml:space="preserve">One of the difficulties was ensuring that the contents of the front end were based on real data from the database and not the </w:t>
-      </w:r>
-      <w:proofErr w:type="spellStart"/>
-      <w:r>
-        <w:t>fall-back</w:t>
-      </w:r>
-      <w:proofErr w:type="spellEnd"/>
-      <w:r>
-        <w:t xml:space="preserve"> demo data. This was tested by running the backend, MySQL and the </w:t>
-      </w:r>
-      <w:proofErr w:type="gramStart"/>
-      <w:r>
-        <w:t>frontend</w:t>
-      </w:r>
-      <w:proofErr w:type="gramEnd"/>
-      <w:r>
-        <w:t xml:space="preserve"> all at once and ensuring that the items in the given database menu appeared on the Menu page</w:t>
+        <w:t>One of the difficulties was ensuring that the contents of the front end were based on real data from the database and not the fall-back demo data. This was tested by running the backend, MySQL and the frontend all at once and ensuring that the items in the given database menu appeared on the Menu page</w:t>
       </w:r>
       <w:r>
         <w:t>.</w:t>
@@ -3824,15 +3522,7 @@
         <w:spacing w:after="120"/>
       </w:pPr>
       <w:r>
-        <w:t xml:space="preserve">The talk-to-talk bot also had a few improvements to make. </w:t>
-      </w:r>
-      <w:proofErr w:type="spellStart"/>
-      <w:r>
-        <w:t>Followup</w:t>
-      </w:r>
-      <w:proofErr w:type="spellEnd"/>
-      <w:r>
-        <w:t xml:space="preserve"> comments were too "vague" and additional logic included for greetings, account queries, spice level queries and recommendations</w:t>
+        <w:t>The talk-to-talk bot also had a few improvements to make. Followup comments were too "vague" and additional logic included for greetings, account queries, spice level queries and recommendations</w:t>
       </w:r>
       <w:r>
         <w:t>.</w:t>
@@ -3853,23 +3543,7 @@
         <w:spacing w:after="120"/>
       </w:pPr>
       <w:r>
-        <w:t xml:space="preserve">The project was duly ready for online deployment as well. The frontend was published on Netlify, the backend API was published on Render and the MySQL database on Aiven. Setting up deployment and database connection information </w:t>
-      </w:r>
-      <w:proofErr w:type="gramStart"/>
-      <w:r>
-        <w:t>were</w:t>
-      </w:r>
-      <w:proofErr w:type="gramEnd"/>
-      <w:r>
-        <w:t xml:space="preserve"> not </w:t>
-      </w:r>
-      <w:proofErr w:type="gramStart"/>
-      <w:r>
-        <w:t>hard-coded</w:t>
-      </w:r>
-      <w:proofErr w:type="gramEnd"/>
-      <w:r>
-        <w:t xml:space="preserve"> into the deployable solution by using environment variables</w:t>
+        <w:t>The project was duly ready for online deployment as well. The frontend was published on Netlify, the backend API was published on Render and the MySQL database on Aiven. Setting up deployment and database connection information were not hard-coded into the deployable solution by using environment variables</w:t>
       </w:r>
       <w:r>
         <w:t>.</w:t>
@@ -3923,13 +3597,8 @@
       <w:pPr>
         <w:spacing w:after="120"/>
       </w:pPr>
-      <w:proofErr w:type="spellStart"/>
       <w:r>
-        <w:t>SmartDine</w:t>
-      </w:r>
-      <w:proofErr w:type="spellEnd"/>
-      <w:r>
-        <w:t xml:space="preserve"> features a rule-based intelligent assistant, admin management, customer ordering and menu management using a database-backed application that shows a working full stack restaurant application. </w:t>
+        <w:t xml:space="preserve">SmartDine features a rule-based intelligent assistant, admin management, customer ordering and menu management using a database-backed application that shows a working full stack restaurant application. </w:t>
       </w:r>
       <w:r>
         <w:lastRenderedPageBreak/>
@@ -3944,15 +3613,7 @@
         <w:spacing w:after="120"/>
       </w:pPr>
       <w:r>
-        <w:t xml:space="preserve">Also featured in the project are how printable items are </w:t>
-      </w:r>
-      <w:proofErr w:type="gramStart"/>
-      <w:r>
-        <w:t>actually developed</w:t>
-      </w:r>
-      <w:proofErr w:type="gramEnd"/>
-      <w:r>
-        <w:t>, with GitHub commits and branches, testing notes, deployment setup, and evidence in screen shot</w:t>
+        <w:t>Also featured in the project are how printable items are actually developed, with GitHub commits and branches, testing notes, deployment setup, and evidence in screen shot</w:t>
       </w:r>
       <w:r>
         <w:t>.</w:t>
@@ -4295,15 +3956,7 @@
       <w:bookmarkStart w:id="28" w:name="_Toc241928263"/>
       <w:r>
         <w:lastRenderedPageBreak/>
-        <w:t xml:space="preserve">GitHub branches </w:t>
-      </w:r>
-      <w:proofErr w:type="gramStart"/>
-      <w:r>
-        <w:t>commits</w:t>
-      </w:r>
-      <w:proofErr w:type="gramEnd"/>
-      <w:r>
-        <w:t xml:space="preserve"> PR merge</w:t>
+        <w:t>GitHub branches commits PR merge</w:t>
       </w:r>
       <w:bookmarkEnd w:id="28"/>
     </w:p>
@@ -5217,6 +4870,7 @@
   <w:style w:type="character" w:default="1" w:styleId="DefaultParagraphFont">
     <w:name w:val="Default Paragraph Font"/>
     <w:uiPriority w:val="1"/>
+    <w:semiHidden/>
     <w:unhideWhenUsed/>
   </w:style>
   <w:style w:type="table" w:default="1" w:styleId="TableNormal">
